--- a/article/Abstract.docx
+++ b/article/Abstract.docx
@@ -4,7 +4,7 @@
   <w:body>
     <w:p>
       <w:pPr>
-        <w:pStyle w:val="Normal"/>
+        <w:pStyle w:val="BodyText"/>
         <w:bidi w:val="0"/>
         <w:jc w:val="both"/>
         <w:rPr>
@@ -14,45 +14,116 @@
       </w:pPr>
       <w:r>
         <w:rPr>
+          <w:rStyle w:val="Strong"/>
+        </w:rPr>
+        <w:t>Investigating Fitness Evaluation Caching for Scalable Genetic Programming in Large-Scale Classification</w:t>
+      </w:r>
+    </w:p>
+    <w:p>
+      <w:pPr>
+        <w:pStyle w:val="Normal"/>
+        <w:bidi w:val="0"/>
+        <w:jc w:val="both"/>
+        <w:rPr/>
+      </w:pPr>
+      <w:r>
+        <w:rPr/>
+        <w:t> +</w:t>
+      </w:r>
+    </w:p>
+    <w:p>
+      <w:pPr>
+        <w:pStyle w:val="Normal"/>
+        <w:bidi w:val="0"/>
+        <w:jc w:val="both"/>
+        <w:rPr>
           <w:b/>
           <w:bCs/>
         </w:rPr>
-        <w:t>Scalable Grammatical Evolution for Large-Scale Classification via Fitness Evaluation Caching and Data Sampling</w:t>
-      </w:r>
-    </w:p>
-    <w:p>
-      <w:pPr>
-        <w:pStyle w:val="Normal"/>
-        <w:bidi w:val="0"/>
-        <w:jc w:val="both"/>
-        <w:rPr/>
-      </w:pPr>
-      <w:r>
-        <w:rPr/>
-      </w:r>
-    </w:p>
-    <w:p>
-      <w:pPr>
-        <w:pStyle w:val="Normal"/>
-        <w:bidi w:val="0"/>
-        <w:jc w:val="both"/>
-        <w:rPr/>
-      </w:pPr>
-      <w:r>
-        <w:rPr/>
-        <w:t> -</w:t>
-      </w:r>
+      </w:pPr>
       <w:r>
         <w:rPr>
           <w:b/>
           <w:bCs/>
         </w:rPr>
+      </w:r>
+    </w:p>
+    <w:p>
+      <w:pPr>
+        <w:pStyle w:val="BodyText"/>
+        <w:bidi w:val="0"/>
+        <w:jc w:val="both"/>
+        <w:rPr/>
+      </w:pPr>
+      <w:r>
+        <w:rPr>
+          <w:rStyle w:val="Strong"/>
+        </w:rPr>
         <w:t>Abstract</w:t>
       </w:r>
     </w:p>
     <w:p>
       <w:pPr>
+        <w:pStyle w:val="BodyText"/>
+        <w:bidi w:val="0"/>
+        <w:jc w:val="both"/>
+        <w:rPr/>
+      </w:pPr>
+      <w:r>
+        <w:rPr/>
+        <w:t>Fitness evaluation constitutes the primary computational bottleneck in Genetic Programming (GP) for classification tasks. During evolution, candidate programs are repeatedly evaluated on the full training dataset, leading to computational complexity proportional to the population size, number of generations, and dataset size. As dataset size increases, this cost becomes prohibitive and limits the practical scalability of GP.</w:t>
+      </w:r>
+    </w:p>
+    <w:p>
+      <w:pPr>
+        <w:pStyle w:val="BodyText"/>
+        <w:bidi w:val="0"/>
+        <w:jc w:val="both"/>
+        <w:rPr/>
+      </w:pPr>
+      <w:r>
+        <w:rPr/>
+        <w:t>This study investigates the use of Fitness Evaluation Caching (FEC) as a mechanism to reduce redundant full-dataset evaluations. Instead of evaluating every individual on the entire training set, individuals are identified based on their behavioural outputs over a small subset of training instances. When two individuals exhibit identical behaviour on this subset, a previously computed fitness value is reused. Although behavioural matching on a subset does not guarantee exact equivalence on the full dataset, it provides an efficient approximation that can significantly reduce evaluation cost.</w:t>
+      </w:r>
+    </w:p>
+    <w:p>
+      <w:pPr>
+        <w:pStyle w:val="BodyText"/>
+        <w:bidi w:val="0"/>
+        <w:jc w:val="both"/>
+        <w:rPr/>
+      </w:pPr>
+      <w:r>
+        <w:rPr/>
+        <w:t>The approach is evaluated on multiple real-world classification datasets. We report cache hit rate, fake hit rate, number of full fitness evaluations, runtime, and predictive performance. Experimental results show that, for several datasets, constructing behavioural fingerprints from a small fraction of the training data yields a high cache hit rate while maintaining a low fake hit rate. This results in substantial reductions in runtime, with classification accuracy remaining comparable to standard GP using full-data evaluation.</w:t>
+      </w:r>
+    </w:p>
+    <w:p>
+      <w:pPr>
+        <w:pStyle w:val="BodyText"/>
+        <w:bidi w:val="0"/>
+        <w:jc w:val="both"/>
+        <w:rPr/>
+      </w:pPr>
+      <w:r>
+        <w:rPr/>
+        <w:t>These findings suggest that behavioural fitness caching can enhance the computational scalability of GP-based classification, particularly for large datasets, while preserving predictive performance.</w:t>
+      </w:r>
+    </w:p>
+    <w:p>
+      <w:pPr>
+        <w:pStyle w:val="BodyText"/>
+        <w:bidi w:val="0"/>
+        <w:jc w:val="both"/>
+        <w:rPr/>
+      </w:pPr>
+      <w:r>
+        <w:rPr/>
+      </w:r>
+    </w:p>
+    <w:p>
+      <w:pPr>
         <w:pStyle w:val="Normal"/>
         <w:bidi w:val="0"/>
         <w:jc w:val="both"/>
@@ -60,7 +131,6 @@
       </w:pPr>
       <w:r>
         <w:rPr/>
-        <w:t>Interpretability of machine learning models is increasingly critical in healthcare and medicine, where decisions must be auditable and understandable. Grammatical Evolution (GE) addresses this need by evolving interpretable classifiers: each solution is an explicit expression (formula) over input features, defined by a grammar, so that predictions are explained by a combination of thresholds and operations on those features. A major drawback of GE for classification is computational cost: fitness evaluation over the full training set at every generation is expensive and limits scalability. We propose a Fitness Evaluation Cache (FEC) that reduces this cost while preserving accuracy. Under FEC, each individual is identified by a fingerprint derived from its behaviour on a small sample of the data (e.g. predictions on representative points). When this fingerprint matches a previous evaluation (cache hit), the stored</w:t>
       </w:r>
     </w:p>
     <w:p>
@@ -71,55 +141,15 @@
         <w:rPr/>
       </w:pPr>
       <w:r>
-        <w:rPr/>
-        <w:t>fitness is reused; when it does not (cache miss), fitness is computed on the full training set and the result is cached. We use multiple sampling strategies—including k-means, k-medoids, farthest-point sampling, and stratified sampling—to select the fraction of data used for building the cache key, and we compare FEC against a baseline that always uses the full training set. Experiments on several clinical and biomedical datasets (including breast cancer recurrence and heart disease) show that FEC achieves a substantial speedup (fewer full fitness evaluations) while maintaining accuracy comparable to training on the full data. The choice of dataset and sampling method influences the trade-off between speedup and accuracy, demonstrating that the approach generalises across domains and can be tuned for different applications. We conclude that FEC makes GE-based interpretable classification more</w:t>
-      </w:r>
-    </w:p>
-    <w:p>
-      <w:pPr>
-        <w:pStyle w:val="Normal"/>
-        <w:bidi w:val="0"/>
-        <w:jc w:val="both"/>
-        <w:rPr/>
-      </w:pPr>
-      <w:r>
-        <w:rPr/>
-        <w:t>practical for clinical use without sacrificing the explainability that makes GE suitable for healthcare.</w:t>
-      </w:r>
-    </w:p>
-    <w:p>
-      <w:pPr>
-        <w:pStyle w:val="Normal"/>
-        <w:bidi w:val="0"/>
-        <w:jc w:val="both"/>
-        <w:rPr/>
-      </w:pPr>
-      <w:r>
-        <w:rPr/>
-      </w:r>
-    </w:p>
-    <w:p>
-      <w:pPr>
-        <w:pStyle w:val="Normal"/>
-        <w:bidi w:val="0"/>
-        <w:jc w:val="both"/>
-        <w:rPr/>
-      </w:pPr>
-      <w:r>
-        <w:rPr/>
-        <w:t>Keywords: Grammatical Evolution; interpretability; explainable AI; fitness evaluation cache; clinical classification; sampling methods;</w:t>
-      </w:r>
-    </w:p>
-    <w:p>
-      <w:pPr>
-        <w:pStyle w:val="Normal"/>
-        <w:bidi w:val="0"/>
-        <w:jc w:val="both"/>
-        <w:rPr/>
-      </w:pPr>
-      <w:r>
-        <w:rPr/>
-        <w:t>computational efficiency.</w:t>
+        <w:rPr>
+          <w:rStyle w:val="Strong"/>
+        </w:rPr>
+        <w:t>Keywords:</w:t>
+      </w:r>
+      <w:r>
+        <w:rPr/>
+        <w:br/>
+        <w:t xml:space="preserve">Genetic Programming; fitness evaluation caching; large-scale classification; computational Efficiency; evolutionary computation; </w:t>
       </w:r>
     </w:p>
     <w:sectPr>
@@ -167,6 +197,14 @@
       <w:sz w:val="24"/>
       <w:szCs w:val="24"/>
       <w:lang w:val="en-US" w:eastAsia="zh-CN" w:bidi="hi-IN"/>
+    </w:rPr>
+  </w:style>
+  <w:style w:type="character" w:styleId="Strong">
+    <w:name w:val="Strong"/>
+    <w:qFormat/>
+    <w:rPr>
+      <w:b/>
+      <w:bCs/>
     </w:rPr>
   </w:style>
   <w:style w:type="paragraph" w:styleId="Heading">
